--- a/technijian/Employees/India/HR/restructuring-2026/leave-applications/01-Yogesh-Kumar-Leave-Application.docx
+++ b/technijian/Employees/India/HR/restructuring-2026/leave-applications/01-Yogesh-Kumar-Leave-Application.docx
@@ -185,7 +185,7 @@
           <w:sz w:val="22"/>
           <w:szCs w:val="22"/>
         </w:rPr>
-        <w:t xml:space="preserve">Application for 16 Days of Earned Leave (May 11 - May 31, 2026)</w:t>
+        <w:t xml:space="preserve">Application for Earned Leave (May 11 - May 31, 2026) - Full Accrued Balance</w:t>
       </w:r>
     </w:p>
     <w:p>
@@ -258,7 +258,7 @@
           <w:sz w:val="22"/>
           <w:szCs w:val="22"/>
         </w:rPr>
-        <w:t xml:space="preserve">, working as Customer Support Engineer in the Customer Support Engineering (CSE), hereby apply for </w:t>
+        <w:t xml:space="preserve">, working as Customer Support Engineer in the Customer Support Engineering (CSE), hereby apply to utilize my entire accrued Earned Leave (EL) balance of </w:t>
       </w:r>
       <w:r>
         <w:rPr>
@@ -269,16 +269,16 @@
           <w:sz w:val="22"/>
           <w:szCs w:val="22"/>
         </w:rPr>
-        <w:t xml:space="preserve">16 (Sixteen) days</w:t>
-      </w:r>
-      <w:r>
-        <w:rPr>
-          <w:rFonts w:ascii="Calibri" w:cs="Calibri" w:eastAsia="Calibri" w:hAnsi="Calibri"/>
-          <w:color w:val="1A1A2E"/>
-          <w:sz w:val="22"/>
-          <w:szCs w:val="22"/>
-        </w:rPr>
-        <w:t xml:space="preserve"> of Earned Leave from my accrued leave balance.</w:t>
+        <w:t xml:space="preserve">17.61 hours (approximately 2.20 working days)</w:t>
+      </w:r>
+      <w:r>
+        <w:rPr>
+          <w:rFonts w:ascii="Calibri" w:cs="Calibri" w:eastAsia="Calibri" w:hAnsi="Calibri"/>
+          <w:color w:val="1A1A2E"/>
+          <w:sz w:val="22"/>
+          <w:szCs w:val="22"/>
+        </w:rPr>
+        <w:t xml:space="preserve">, together with any May 2026 accrual, as paid leave during the notice period (May 11 - May 31, 2026).</w:t>
       </w:r>
     </w:p>
     <w:p>
@@ -317,7 +317,7 @@
           <w:sz w:val="22"/>
           <w:szCs w:val="22"/>
         </w:rPr>
-        <w:t xml:space="preserve">Number of days: </w:t>
+        <w:t xml:space="preserve">Accrued balance (April 2026 payroll): </w:t>
       </w:r>
       <w:r>
         <w:rPr>
@@ -328,7 +328,7 @@
           <w:sz w:val="22"/>
           <w:szCs w:val="22"/>
         </w:rPr>
-        <w:t xml:space="preserve">16 days</w:t>
+        <w:t xml:space="preserve">17.61 hours (~2.20 days)</w:t>
       </w:r>
     </w:p>
     <w:p>
@@ -353,7 +353,7 @@
           <w:sz w:val="22"/>
           <w:szCs w:val="22"/>
         </w:rPr>
-        <w:t xml:space="preserve">Earned Leave (EL) - from accrued balance</w:t>
+        <w:t xml:space="preserve">Earned Leave (EL) - full accrued balance, paid during notice</w:t>
       </w:r>
     </w:p>
     <w:p>
